--- a/templates/F06.docx
+++ b/templates/F06.docx
@@ -859,7 +859,15 @@
     <w:p/>
     <w:p>
       <w:r>
-        <w:t>……………………</w:t>
+        <w:t>{{</w:t>
+      </w:r>
+      <w:proofErr w:type="spellStart"/>
+      <w:r>
+        <w:t>namaPegawai</w:t>
+      </w:r>
+      <w:proofErr w:type="spellEnd"/>
+      <w:r>
+        <w:t>}}</w:t>
       </w:r>
       <w:r>
         <w:tab/>
@@ -888,35 +896,32 @@
     </w:p>
     <w:p>
       <w:r>
-        <w:t>NIP</w:t>
-      </w:r>
-      <w:r>
-        <w:tab/>
-      </w:r>
-      <w:r>
-        <w:tab/>
-      </w:r>
-      <w:r>
-        <w:tab/>
-      </w:r>
-      <w:r>
-        <w:tab/>
-      </w:r>
-      <w:r>
-        <w:tab/>
-      </w:r>
-      <w:r>
-        <w:tab/>
-      </w:r>
-      <w:r>
-        <w:tab/>
-        <w:t xml:space="preserve">            </w:t>
+        <w:t>NIP {{</w:t>
       </w:r>
       <w:proofErr w:type="spellStart"/>
       <w:r>
-        <w:t>NIP</w:t>
+        <w:t>nipPegawai</w:t>
       </w:r>
       <w:proofErr w:type="spellEnd"/>
+      <w:r>
+        <w:t>}}</w:t>
+      </w:r>
+      <w:r>
+        <w:tab/>
+      </w:r>
+      <w:r>
+        <w:tab/>
+      </w:r>
+      <w:r>
+        <w:tab/>
+      </w:r>
+      <w:r>
+        <w:tab/>
+      </w:r>
+      <w:r>
+        <w:tab/>
+        <w:t xml:space="preserve">            NIP</w:t>
+      </w:r>
       <w:r>
         <w:t xml:space="preserve"> </w:t>
       </w:r>
@@ -1923,6 +1928,7 @@
   <w:style w:type="character" w:default="1" w:styleId="DefaultParagraphFont">
     <w:name w:val="Default Paragraph Font"/>
     <w:uiPriority w:val="1"/>
+    <w:semiHidden/>
     <w:unhideWhenUsed/>
   </w:style>
   <w:style w:type="table" w:default="1" w:styleId="TableNormal">
